--- a/tillsyn/A 50244-2025 tillsynsbegäran.docx
+++ b/tillsyn/A 50244-2025 tillsynsbegäran.docx
@@ -540,7 +540,7 @@
     <w:r>
       <w:tab/>
       <w:tab/>
-      <w:t>2025-10-16</w:t>
+      <w:t>2025-10-17</w:t>
       <w:br/>
       <w:br/>
     </w:r>

--- a/tillsyn/A 50244-2025 tillsynsbegäran.docx
+++ b/tillsyn/A 50244-2025 tillsynsbegäran.docx
@@ -540,7 +540,7 @@
     <w:r>
       <w:tab/>
       <w:tab/>
-      <w:t>2025-10-17</w:t>
+      <w:t>2025-10-18</w:t>
       <w:br/>
       <w:br/>
     </w:r>

--- a/tillsyn/A 50244-2025 tillsynsbegäran.docx
+++ b/tillsyn/A 50244-2025 tillsynsbegäran.docx
@@ -540,7 +540,7 @@
     <w:r>
       <w:tab/>
       <w:tab/>
-      <w:t>2025-10-18</w:t>
+      <w:t>2025-10-19</w:t>
       <w:br/>
       <w:br/>
     </w:r>

--- a/tillsyn/A 50244-2025 tillsynsbegäran.docx
+++ b/tillsyn/A 50244-2025 tillsynsbegäran.docx
@@ -540,7 +540,7 @@
     <w:r>
       <w:tab/>
       <w:tab/>
-      <w:t>2025-10-19</w:t>
+      <w:t>2025-10-20</w:t>
       <w:br/>
       <w:br/>
     </w:r>

--- a/tillsyn/A 50244-2025 tillsynsbegäran.docx
+++ b/tillsyn/A 50244-2025 tillsynsbegäran.docx
@@ -540,7 +540,7 @@
     <w:r>
       <w:tab/>
       <w:tab/>
-      <w:t>2025-10-20</w:t>
+      <w:t>2025-10-21</w:t>
       <w:br/>
       <w:br/>
     </w:r>

--- a/tillsyn/A 50244-2025 tillsynsbegäran.docx
+++ b/tillsyn/A 50244-2025 tillsynsbegäran.docx
@@ -179,6 +179,17 @@
       </w:r>
       <w:r>
         <w:t>(artikel 1). Vidare att de åtgärder som vidtas inte får leda till en försämring av den nuvarande situationen beträffande bevarandet av de fågelarter som avses i artikel 1 (artikel 13). Fågeldirektivet är styrande för tillsynsansvariga myndigheters ärendehantering, ställningstaganden och beslutsfattande.</w:t>
+      </w:r>
+    </w:p>
+    <w:p>
+      <w:r>
+        <w:rPr>
+          <w:b/>
+        </w:rPr>
+        <w:t>Tjäder (§4)</w:t>
+      </w:r>
+      <w:r>
+        <w:t xml:space="preserve"> är en utpräglad skogsfågel knuten till större sammanhängande barrskogsområden. Tupparna och hönorna utnyttjar till viss del olika miljöer, och habitatvalet varierar dessutom mellan olika delar av året. För att det ska finnas livskraftiga tjäderbestånd krävs funktionella skogslandskap med en blandning av uppvuxen, gles och luckig skog, täta sumpskogar, myrar och andra små våtmarker. Arten försvinner när skogen fragmenteras och den sammanlagda arealen hyggen och andra öppna områden blir för stor. Ett småskaligt och försiktigt virkesuttag genom hyggesfria metoder kan i vissa fall vara möjligt i området inom 200 m från lekcentrum. Längre ut från lekcentrum, inom 200–500 m bör den avverkade ytan inte överskrida 1 hektar för att undvika alltför stora och snabba förändringar (Skogsstyrelsen, 2019).</w:t>
       </w:r>
     </w:p>
     <w:p>
@@ -540,7 +551,7 @@
     <w:r>
       <w:tab/>
       <w:tab/>
-      <w:t>2025-10-21</w:t>
+      <w:t>2025-10-22</w:t>
       <w:br/>
       <w:br/>
     </w:r>

--- a/tillsyn/A 50244-2025 tillsynsbegäran.docx
+++ b/tillsyn/A 50244-2025 tillsynsbegäran.docx
@@ -551,7 +551,7 @@
     <w:r>
       <w:tab/>
       <w:tab/>
-      <w:t>2025-10-22</w:t>
+      <w:t>2025-10-23</w:t>
       <w:br/>
       <w:br/>
     </w:r>

--- a/tillsyn/A 50244-2025 tillsynsbegäran.docx
+++ b/tillsyn/A 50244-2025 tillsynsbegäran.docx
@@ -551,7 +551,7 @@
     <w:r>
       <w:tab/>
       <w:tab/>
-      <w:t>2025-10-23</w:t>
+      <w:t>2025-10-24</w:t>
       <w:br/>
       <w:br/>
     </w:r>

--- a/tillsyn/A 50244-2025 tillsynsbegäran.docx
+++ b/tillsyn/A 50244-2025 tillsynsbegäran.docx
@@ -551,7 +551,7 @@
     <w:r>
       <w:tab/>
       <w:tab/>
-      <w:t>2025-10-24</w:t>
+      <w:t>2025-10-25</w:t>
       <w:br/>
       <w:br/>
     </w:r>

--- a/tillsyn/A 50244-2025 tillsynsbegäran.docx
+++ b/tillsyn/A 50244-2025 tillsynsbegäran.docx
@@ -551,7 +551,7 @@
     <w:r>
       <w:tab/>
       <w:tab/>
-      <w:t>2025-10-25</w:t>
+      <w:t>2025-10-26</w:t>
       <w:br/>
       <w:br/>
     </w:r>

--- a/tillsyn/A 50244-2025 tillsynsbegäran.docx
+++ b/tillsyn/A 50244-2025 tillsynsbegäran.docx
@@ -551,7 +551,7 @@
     <w:r>
       <w:tab/>
       <w:tab/>
-      <w:t>2025-10-26</w:t>
+      <w:t>2025-10-27</w:t>
       <w:br/>
       <w:br/>
     </w:r>

--- a/tillsyn/A 50244-2025 tillsynsbegäran.docx
+++ b/tillsyn/A 50244-2025 tillsynsbegäran.docx
@@ -551,7 +551,7 @@
     <w:r>
       <w:tab/>
       <w:tab/>
-      <w:t>2025-10-27</w:t>
+      <w:t>2025-10-28</w:t>
       <w:br/>
       <w:br/>
     </w:r>

--- a/tillsyn/A 50244-2025 tillsynsbegäran.docx
+++ b/tillsyn/A 50244-2025 tillsynsbegäran.docx
@@ -551,7 +551,7 @@
     <w:r>
       <w:tab/>
       <w:tab/>
-      <w:t>2025-10-28</w:t>
+      <w:t>2025-10-29</w:t>
       <w:br/>
       <w:br/>
     </w:r>

--- a/tillsyn/A 50244-2025 tillsynsbegäran.docx
+++ b/tillsyn/A 50244-2025 tillsynsbegäran.docx
@@ -551,7 +551,7 @@
     <w:r>
       <w:tab/>
       <w:tab/>
-      <w:t>2025-10-29</w:t>
+      <w:t>2025-10-30</w:t>
       <w:br/>
       <w:br/>
     </w:r>

--- a/tillsyn/A 50244-2025 tillsynsbegäran.docx
+++ b/tillsyn/A 50244-2025 tillsynsbegäran.docx
@@ -551,7 +551,7 @@
     <w:r>
       <w:tab/>
       <w:tab/>
-      <w:t>2025-10-30</w:t>
+      <w:t>2025-10-31</w:t>
       <w:br/>
       <w:br/>
     </w:r>

--- a/tillsyn/A 50244-2025 tillsynsbegäran.docx
+++ b/tillsyn/A 50244-2025 tillsynsbegäran.docx
@@ -551,7 +551,7 @@
     <w:r>
       <w:tab/>
       <w:tab/>
-      <w:t>2025-10-31</w:t>
+      <w:t>2025-11-01</w:t>
       <w:br/>
       <w:br/>
     </w:r>

--- a/tillsyn/A 50244-2025 tillsynsbegäran.docx
+++ b/tillsyn/A 50244-2025 tillsynsbegäran.docx
@@ -551,7 +551,7 @@
     <w:r>
       <w:tab/>
       <w:tab/>
-      <w:t>2025-11-01</w:t>
+      <w:t>2025-11-02</w:t>
       <w:br/>
       <w:br/>
     </w:r>

--- a/tillsyn/A 50244-2025 tillsynsbegäran.docx
+++ b/tillsyn/A 50244-2025 tillsynsbegäran.docx
@@ -551,7 +551,7 @@
     <w:r>
       <w:tab/>
       <w:tab/>
-      <w:t>2025-11-02</w:t>
+      <w:t>2025-11-03</w:t>
       <w:br/>
       <w:br/>
     </w:r>

--- a/tillsyn/A 50244-2025 tillsynsbegäran.docx
+++ b/tillsyn/A 50244-2025 tillsynsbegäran.docx
@@ -551,7 +551,7 @@
     <w:r>
       <w:tab/>
       <w:tab/>
-      <w:t>2025-11-03</w:t>
+      <w:t>2025-11-04</w:t>
       <w:br/>
       <w:br/>
     </w:r>

--- a/tillsyn/A 50244-2025 tillsynsbegäran.docx
+++ b/tillsyn/A 50244-2025 tillsynsbegäran.docx
@@ -551,7 +551,7 @@
     <w:r>
       <w:tab/>
       <w:tab/>
-      <w:t>2025-11-04</w:t>
+      <w:t>2025-11-05</w:t>
       <w:br/>
       <w:br/>
     </w:r>

--- a/tillsyn/A 50244-2025 tillsynsbegäran.docx
+++ b/tillsyn/A 50244-2025 tillsynsbegäran.docx
@@ -551,7 +551,7 @@
     <w:r>
       <w:tab/>
       <w:tab/>
-      <w:t>2025-11-05</w:t>
+      <w:t>2025-11-06</w:t>
       <w:br/>
       <w:br/>
     </w:r>

--- a/tillsyn/A 50244-2025 tillsynsbegäran.docx
+++ b/tillsyn/A 50244-2025 tillsynsbegäran.docx
@@ -35,7 +35,7 @@
     </w:p>
     <w:p>
       <w:r>
-        <w:t>I avverkningsanmälan har följande 7 naturvårdsarter hittats: garnlav (NT), kolflarnlav (NT), mörk kolflarnlav (NT), tallticka (NT), bronshjon (S), mindre märgborre (S) och tjäder (§4). Av dessa är 4 rödlistade. För rödlistade arter har rödlistekategorin angivits inom parentes. Arter som är signalarter enligt Skogsstyrelsen har markerats med (S). För fridlysta arter anges även paragrafen i Artskyddsförordningen som arten är fridlyst enligt.</w:t>
+        <w:t>I avverkningsanmälan har följande 25 naturvårdsarter hittats: ringlav (VU), dvärgbägarlav (NT), gammelgransskål (NT), garnlav (NT), kolflarnlav (NT), kortskaftad ärgspik (NT), Leptoporus mollis (NT), motaggsvamp (NT), mörk kolflarnlav (NT), spillkråka (NT, §4), stjärntagging (NT), tallticka (NT), talltita (NT, §4), ullticka (NT), vedflamlav (NT), vedskivlav (NT), violettgrå tagellav (NT), vitgrynig nållav (NT), bronshjon (S), dropptaggsvamp (S), mindre märgborre (S), vedticka (S), vågbandad barkbock (S), tjäder (§4) och revlummer (§9). Av dessa är 18 rödlistade. För rödlistade arter har rödlistekategorin angivits inom parentes. Arter som är signalarter enligt Skogsstyrelsen har markerats med (S). För fridlysta arter anges även paragrafen i Artskyddsförordningen som arten är fridlyst enligt.</w:t>
       </w:r>
     </w:p>
     <w:p>
@@ -50,7 +50,7 @@
       <w:r>
         <w:drawing>
           <wp:inline xmlns:a="http://schemas.openxmlformats.org/drawingml/2006/main" xmlns:pic="http://schemas.openxmlformats.org/drawingml/2006/picture">
-            <wp:extent cx="5486400" cy="4560365"/>
+            <wp:extent cx="5486400" cy="4485815"/>
             <wp:docPr id="1" name="Picture 1"/>
             <wp:cNvGraphicFramePr>
               <a:graphicFrameLocks noChangeAspect="1"/>
@@ -71,7 +71,7 @@
                   <pic:spPr>
                     <a:xfrm>
                       <a:off x="0" y="0"/>
-                      <a:ext cx="5486400" cy="4560365"/>
+                      <a:ext cx="5486400" cy="4485815"/>
                     </a:xfrm>
                     <a:prstGeom prst="rect"/>
                   </pic:spPr>
@@ -95,6 +95,28 @@
         <w:rPr>
           <w:b/>
         </w:rPr>
+        <w:t>Dvärgbägarlav (NT)</w:t>
+      </w:r>
+      <w:r>
+        <w:t xml:space="preserve"> förekommer över hela Sverige på gammal hård ved, huvudsakligen på tall men i södra Sverige även på ek. Veden utgörs framförallt av grova stubbar, lågor och grenar. Substratet har blivit sällsyntare och nybildning av substrat sker bara i begränsad omfattning. Arten hotas av att grova lågor blir allt sällsyntare i dagens kulturskogar samt att nybildningen av lämpliga substrat går mycket långsamt. En riklig tillgång på gamla tall- eller eklågor måste säkerställas på artens lokaler (SLU Artdatabanken, 2024; Nitare &amp; Skogsstyrelsen, 2019).</w:t>
+      </w:r>
+    </w:p>
+    <w:p>
+      <w:r>
+        <w:rPr>
+          <w:b/>
+        </w:rPr>
+        <w:t>Gammelgransskål (NT)</w:t>
+      </w:r>
+      <w:r>
+        <w:t xml:space="preserve"> är en liten skålsvamp som växer på gamla granar med skrovlig bark. Typiska växtplatser är gransumpskog i myrkanter, bäckdråg, bäckraviner och skuggiga bergssluttningar, men också skog på torrare mark kan hysa arten om beståndet har stark naturskogskaraktär. Bestånd med arten bör behandlas som nyckelbiotoper och sparas vid en slutavverkning. Även gallring bör undvikas (SLU Artdatabanken, 2024; Nitare &amp; Skogsstyrelsen, 2019).</w:t>
+      </w:r>
+    </w:p>
+    <w:p>
+      <w:r>
+        <w:rPr>
+          <w:b/>
+        </w:rPr>
         <w:t>Garnlav (NT)</w:t>
       </w:r>
       <w:r>
@@ -117,6 +139,44 @@
         <w:rPr>
           <w:b/>
         </w:rPr>
+        <w:t>Kortskaftad ärgspik (NT)</w:t>
+      </w:r>
+      <w:r>
+        <w:t xml:space="preserve"> förekommer i barrträdsdominerade skogar och växer nästan uteslutande på tallved. Den föredrar gamla högstubbar i fuktig och halvöppen miljö, t.ex. i myrkanter, sumpskog och brandpräglad skog. Arten indikerar kontinuerlig tillgång till gamla högstubbar i kombination med hög och jämn luftfuktighet. Skogsbruk på lokaler med kortskaftad ärgspik utgör ett hot. På lång sikt bildas färre lämpliga substrat än vad som försvinner. Avverkning av barrträdsdominerade bestånd av naturskogskaraktär utgör ett långsiktigt hot. Naturskogsartade bestånd med riklig förekomst av gamla och grova tallhögstubbar bör undantas från skogsbruk (SLU Artdatabanken, 2024).</w:t>
+      </w:r>
+    </w:p>
+    <w:p>
+      <w:r>
+        <w:rPr>
+          <w:b/>
+          <w:i/>
+        </w:rPr>
+        <w:t xml:space="preserve">Leptoporus mollis </w:t>
+      </w:r>
+      <w:r>
+        <w:rPr>
+          <w:b/>
+        </w:rPr>
+        <w:t>(NT)</w:t>
+      </w:r>
+      <w:r>
+        <w:t xml:space="preserve"> är granens kötticka och har klassificerats som ”gammelskogsindikator”, då den förekommer med ett tydligt optimum i äldre barrskogar, främst fuktiga granskogar. Den har högst signalvärde söder om den naturliga norrlandsgränsen </w:t>
+      </w:r>
+      <w:r>
+        <w:rPr>
+          <w:i/>
+        </w:rPr>
+        <w:t>limes norrlandicus</w:t>
+      </w:r>
+      <w:r>
+        <w:t>, men signalerar vanligtvis höga naturvärden även i Norrland. Arten är knuten till miljöer med konstant luftfuktighet och känslig för uttorkning som en avverkning kan medföra. Den totala populationen bedöms därför ha minskat under de senaste 30 åren och fortsätter att minska i takt med att grankontinuitetsskogar (skogar som inte kalavverkats) minskar i areal, samtidigt som att lämpliga miljöer inte återskapas i samma takt (SLU Artdatabanken, 2024; Nitare &amp; Skogsstyrelsen, 2019).</w:t>
+      </w:r>
+    </w:p>
+    <w:p>
+      <w:r>
+        <w:rPr>
+          <w:b/>
+        </w:rPr>
         <w:t>Mindre märgborre</w:t>
       </w:r>
       <w:r>
@@ -137,10 +197,43 @@
         <w:rPr>
           <w:b/>
         </w:rPr>
+        <w:t xml:space="preserve">Motaggsvamp (NT) </w:t>
+      </w:r>
+      <w:r>
+        <w:t>bildar mykorrhiza med tall i tallskog och hittas huvudsakligen i äldre, glesare skogsbestånd och hällmarksimpediment. Arten hotas främst av skogsavverkning och tycks försvinna efter slutavverkning, markberedning och plantering (SLU Artdatabanken, 2024).</w:t>
+      </w:r>
+    </w:p>
+    <w:p>
+      <w:r>
+        <w:rPr>
+          <w:b/>
+        </w:rPr>
         <w:t>Mörk kolflarnlav (NT)</w:t>
       </w:r>
       <w:r>
         <w:t xml:space="preserve"> är brandberoende och växer nästan uteslutande på kolad hård kärnved av tall. Arten förekommer främst i glesa, öppna tall- och blandbarrskogar av naturskogskaraktär och etableringen verkar ske sent efter brand, kanske först efter 100–300 år. Mörk kolflarnlav indikerar skog med höga naturvärden och vanligast är att den påträffas på rester av nedbrunna torrakor och högstubbar och lågstubbar som är så grova att hela innandömet är urbränt. Tall- och blandbarrskogar av naturskogskaraktär med spår av återkommande bränder hyser höga biologiska värden och bör skyddas (SLU Artdatabanken, 2024).</w:t>
+      </w:r>
+    </w:p>
+    <w:p>
+      <w:r>
+        <w:rPr>
+          <w:b/>
+        </w:rPr>
+        <w:t>Ringlav (VU)</w:t>
+      </w:r>
+      <w:r>
+        <w:t>, rödlistad som sårbar, växer oftast på gran och tall i brandrefugiala halvöppna skogar med hög och jämn luftfuktighet. Under de senaste 50 åren har minskningstakten uppgått till 30 (20–40) %. Hur mycket den kommer att minska i framtiden beror på vad som kommer att ske med de stora förekomster som hittats men som ännu saknar skydd. Arten, som är placerad i toppen på Skogsstyrelsen värdepyramid för bedömning av skog med höga naturvärden, är ytterst känslig för förändringar i mikroklimatet och den överlever inte i skogsbestånd som gränsar till kalhyggen. Lavens förekomster tillsammans med väl tilltagna skyddszoner måste skyddas och undantas från produktionsinriktat skogsbruk (SLU Artdatabanken, 2024; Nitare &amp; Skogsstyrelsen, 2019).</w:t>
+      </w:r>
+    </w:p>
+    <w:p>
+      <w:r>
+        <w:rPr>
+          <w:b/>
+        </w:rPr>
+        <w:t>Stjärntagging (NT)</w:t>
+      </w:r>
+      <w:r>
+        <w:t xml:space="preserve"> signalerar inom hela sitt utbredningsområde höga naturvärden. Svampen är uttorkningskänslig och beroende av ett oförändrat fuktigt mikroklimat. Den är även beroende av en ständig tillgång på död ved i olika nedbrytningsstadier, dock ej nödvändigtvis grova träd. Tidigare påverkan på miljön måste dock ha varit så skonsam att det naturliga skogsekosystemet till stora delar har bevarats. Minskningstakten för den svenska populationen bedöms vara nära gränsvärdet för Sårbar (VU) (SLU Artdatabanken, 2024; Nitare &amp; Skogsstyrelsen, 2019).</w:t>
       </w:r>
     </w:p>
     <w:p>
@@ -152,6 +245,79 @@
       </w:r>
       <w:r>
         <w:t>uppträder först på tallar som är 100–150 år gamla men är vanligast på träd som är runt 150–200 år eller äldre. I skogslandskapet är den främst knuten till tallnaturskogar och restbiotoper med biologiskt gamla träd och signalerar vanligtvis skyddsvärda tallbestånd med höga naturvärden (SLU Artdatabanken, 2023; Nitare &amp; Skogsstyrelsen, 2019).</w:t>
+      </w:r>
+    </w:p>
+    <w:p>
+      <w:r>
+        <w:rPr>
+          <w:b/>
+        </w:rPr>
+        <w:t>Ullticka (NT)</w:t>
+      </w:r>
+      <w:r>
+        <w:t xml:space="preserve"> är knuten till restbestånd av barrnaturskog och förekommer med ett tydligt optimum i orörda eller måttligt påverkade gamla granskogar där det föreligger viss kontinuitet av grov död ved. Ullticka är en bra signalart inom hela sitt utbredningsområde och i södra Sverige är den sällsynt och en god signalart för skyddsvärda granskogsmiljöer. Den hotas av avverkning och fragmentering av naturskog och äldre granskog med lång trädkontinuitet. På ullticka kan ibland ulltickeporing (VU) påträffas - det är en sällsynt ticka som nyligen delats upp i tre olika arter: </w:t>
+      </w:r>
+      <w:r>
+        <w:rPr>
+          <w:i/>
+        </w:rPr>
+        <w:t xml:space="preserve">Skeletocutis brevispora </w:t>
+      </w:r>
+      <w:r>
+        <w:t>(ulltickeporing)</w:t>
+      </w:r>
+      <w:r>
+        <w:rPr>
+          <w:i/>
+        </w:rPr>
+        <w:t>, Skeletocutis delicata och Skeletocutis exilis</w:t>
+      </w:r>
+      <w:r>
+        <w:t>. De två sistnämnda arterna står för närvarande (2020) som ej bedömda i rödlistan (SLU Artdatabanken, 2024; Nitare &amp; Skogsstyrelsen, 2019; Miettinen &amp; Niemelä, 2018).</w:t>
+      </w:r>
+    </w:p>
+    <w:p>
+      <w:r>
+        <w:rPr>
+          <w:b/>
+        </w:rPr>
+        <w:t>Vedflamlav (NT)</w:t>
+      </w:r>
+      <w:r>
+        <w:t xml:space="preserve"> växer på gammal hård och torr, exponerad kärnved av tall, främst på högstubbar i ljusöppna lägen, t.ex. vid och på myrar, sjökanter, i glesa hällmarkskogar och i brandpräglade tallnaturskogar. Substratet nyskapas i begränsad omfattning och arten är en utmärkt indikator på höga naturvärden i denna skogstyp. Tall- och barrblandskogar med naturskogskaraktär och spår av bränder har ofta höga biologiska värden och bör skyddas (SLU Artdatabanken, 2024).</w:t>
+      </w:r>
+    </w:p>
+    <w:p>
+      <w:r>
+        <w:rPr>
+          <w:b/>
+        </w:rPr>
+        <w:t>Vedskivlav (NT)</w:t>
+      </w:r>
+      <w:r>
+        <w:t xml:space="preserve"> växer på gammal, torr, exponerad, hård kärnved av framförallt tall i naturskogsartade bestånd. Avverkning av tallskog av naturskogskaraktär med spår av återkommande bränder är ett hot. Mängden lämplig ved att växa på för vedskivlav minskar, dels på grund av naturlig nedbrytning men framförallt på grund av att de förstörs i samband med slutavverkningar, gallringar och markberedning. Tall- och blandbarrskogar av naturskogskaraktär med spår av återkommande bränder bör skyddas (SLU Artdatabanken, 2024).</w:t>
+      </w:r>
+    </w:p>
+    <w:p>
+      <w:r>
+        <w:rPr>
+          <w:b/>
+        </w:rPr>
+        <w:t>Violettgrå tagellav (NT)</w:t>
+      </w:r>
+      <w:r>
+        <w:t xml:space="preserve"> växer nästan uteslutande i gamla olikåldriga barrnaturskogar med lång skoglig kontinuitet och är en utmärkt signal på skog med höga naturvärden. Slutavverkning av tidigare aldrig slutavverkad skog (kontinuitetsskog) är det största hotet. Biotopen nyskapas i begränsad omfattning och barrskog äldre än 160 år, där den violettgrå tagellaven huvudsakligen påträffas har minskat med 50% de senaste 50 åren. Lågproduktiv skogsmark där laven förekommer bör undantas från skogsbruk och rika förekomster i äldre granskog bör skyddas. Arten är känslig för uttorkning och det är väsentligt att tillräckligt stora bestånd avsätts (SLU Artdatabanken, 2024; Nitare &amp; Skogsstyrelsen, 2019).</w:t>
+      </w:r>
+    </w:p>
+    <w:p>
+      <w:r>
+        <w:rPr>
+          <w:b/>
+        </w:rPr>
+        <w:t>Vitgrynig nållav (NT)</w:t>
+      </w:r>
+      <w:r>
+        <w:t xml:space="preserve"> växer nästan uteslutande på bark av gamla, senvuxna granar i skuggiga lägen med hög och jämn luftfuktighet. Den vanligaste naturtypen för arten är kontinuitetsskogar på frisk mark men den finns också i sumpgranskogar. På lång sikt utgör avverkningar av olikåldriga granskogar av naturskogskaraktär ett allvarligt hot mot arten och skogsbruksåtgärder på eller i närheten av växtplatserna bör undvikas. Naturskogsartade, fuktiga granskogar med förekomster av arten signalerar höga biologiska värden och bör bevaras (SLU Artdatabanken, 2024; Nitare &amp; Skogsstyrelsen, 2019).</w:t>
       </w:r>
     </w:p>
     <w:p>
@@ -164,7 +330,7 @@
     </w:p>
     <w:p>
       <w:r>
-        <w:t>Följande fridlysta arter har sina livsmiljöer och växtplatser i den avverkningsanmälda skogen: tjäder (§4).</w:t>
+        <w:t>Följande fridlysta arter har sina livsmiljöer och växtplatser i den avverkningsanmälda skogen: spillkråka (NT, §4), talltita (NT, §4), tjäder (§4) och revlummer (§9).</w:t>
       </w:r>
     </w:p>
     <w:p>
@@ -179,6 +345,28 @@
       </w:r>
       <w:r>
         <w:t>(artikel 1). Vidare att de åtgärder som vidtas inte får leda till en försämring av den nuvarande situationen beträffande bevarandet av de fågelarter som avses i artikel 1 (artikel 13). Fågeldirektivet är styrande för tillsynsansvariga myndigheters ärendehantering, ställningstaganden och beslutsfattande.</w:t>
+      </w:r>
+    </w:p>
+    <w:p>
+      <w:r>
+        <w:rPr>
+          <w:b/>
+        </w:rPr>
+        <w:t>Spillkråka (NT, §4)</w:t>
+      </w:r>
+      <w:r>
+        <w:t xml:space="preserve"> är rödlistad som nära hotad och ingår i bilaga 1 i EU:s fågeldirektiv. Den minskar i population på grund av minskad tillgång på lämpliga bo- och födoträd och minskad födotillgång. Spillkråkans minskningstakt har uppgått till 19 (24–10) % under de senaste 15 åren. Minskningstakten för den svenska populationen bedöms vara nära gränsvärdet för Sårbar (VU) (A2bc). Skogsbruk med korta omloppstider och täta, homogena ungskogar utgör det största hotet, (SLU Artdatabanken, 2023).</w:t>
+      </w:r>
+    </w:p>
+    <w:p>
+      <w:r>
+        <w:rPr>
+          <w:b/>
+        </w:rPr>
+        <w:t>Talltita (NT, §4)</w:t>
+      </w:r>
+      <w:r>
+        <w:t>, rödlistad som nära hotad och prioriterad art i Skogsvårdslagen har häckningsrevir i anmälan. Arten har minskat kraftigt de senaste 30 åren och minskningstakten innevarande 10-årsperiod beräknas till 20 (10–30) %. Talltitan är synnerligen trogen sitt cirka 15 hektar stora revir och är beroende av flerskiktade olikåldriga skogar för att kunna föda upp sina ungar. Talltitan försvinner om dess livsmiljö kalavverkas (Eggers &amp; Low (2014); Ekman (1979); Griesser et al (2007); Klein (2020); Siffczyk et al (2003); SLU Artdatabanken (2021).</w:t>
       </w:r>
     </w:p>
     <w:p>
@@ -381,6 +569,166 @@
       </w:r>
       <w:r>
         <w:t xml:space="preserve"> Länsstyrelsen Gävleborg, Rapport 2009:14.</w:t>
+      </w:r>
+    </w:p>
+    <w:p>
+      <w:pPr>
+        <w:pStyle w:val="Heading1"/>
+      </w:pPr>
+      <w:r>
+        <w:t>Spillkråka – ekologi samt krav på livsmiljön</w:t>
+      </w:r>
+    </w:p>
+    <w:p>
+      <w:r>
+        <w:t>Spillkråka (NT) är rödlistad som nära hotad, fridlyst enligt §4 Artskyddsförordningen och ingår i bilaga 1 i EU:s fågeldirektiv. Spillkråka lever i både barr- och blandskog liksom i ren lövskog. De tätaste populationerna tenderar att finnas i äldre, variationsrik blandskog med gott om död ved och gamla träd.</w:t>
+      </w:r>
+    </w:p>
+    <w:p>
+      <w:r>
+        <w:t>Varje par utnyttjar 400–1000 hektar skog beroende på skogens kvalitet. En minskning av populationen pågår på grund av minskad tillgång på lämpliga bo- och födoträd och minskad födotillgång. Spillkråkans minskningstakt har uppgått till 19 (24–10) % under de senaste 15 åren. Minskningstakten för den svenska populationen bedöms vara nära gränsvärdet för Sårbar (VU) (A2bc). Skogsbruk med korta omloppstider och täta, homogena ungskogar utgör det största hotet (Artdatabanken 2023).</w:t>
+      </w:r>
+    </w:p>
+    <w:p>
+      <w:pPr>
+        <w:pStyle w:val="Heading2"/>
+      </w:pPr>
+      <w:r>
+        <w:t>Referenser – spillkråka</w:t>
+      </w:r>
+    </w:p>
+    <w:p>
+      <w:r>
+        <w:t xml:space="preserve">SLU Artdatabanken, 2021. </w:t>
+      </w:r>
+      <w:r>
+        <w:rPr>
+          <w:i/>
+        </w:rPr>
+        <w:t xml:space="preserve">Artfaktablad. Naturvård – artfakta. </w:t>
+      </w:r>
+      <w:r>
+        <w:t>SLU Artdatabanken, Uppsala</w:t>
+      </w:r>
+    </w:p>
+    <w:p>
+      <w:pPr>
+        <w:pStyle w:val="Heading1"/>
+      </w:pPr>
+      <w:r>
+        <w:t>Talltita – ekologi samt krav på livsmiljön</w:t>
+      </w:r>
+    </w:p>
+    <w:p>
+      <w:r>
+        <w:t>Talltita är rödlistad som NT, fridlyst och prioriterad art i Skogsvårdslagen. Den omfattas av EU:s fågeldirektiv. Arten har minskat kraftigt de senaste 30 åren och minskningstakten innevarande 10-årsperiod beräknas till 20 (10–30) % (SLU Artdatabanken, 2022).</w:t>
+      </w:r>
+    </w:p>
+    <w:p>
+      <w:r>
+        <w:t>Talltita föredrar större sammanhängande barrskogar, och finns såväl i tallskog som granskog och i lövblandad barrskog. Skogens struktur är viktig och ska helst vara flerskiktad med riklig underväxt av mindre granar, björk och andra lövträd och buskar. Tillgång på murknande högstubbar är särskilt viktig, eftersom talltitan helst själv hackar ut sitt bohål (SLU Artdatabanken, 2022).</w:t>
+      </w:r>
+    </w:p>
+    <w:p>
+      <w:r>
+        <w:t>Det finns flera studier som visar att talltita är känslig för gallring och inte överlever när dess livsmiljö kalavverkas (Eggers and Low, 2014; Griesser et al., 2007; Klein, 2020). Talltitans revir är förhållandevis stora, 10–20 hektar och arten missgynnas när skogen fragmenteras. Kalavverkning av större delar av reviret innebär att det överges (Artdatabanken, 2021).</w:t>
+      </w:r>
+    </w:p>
+    <w:p>
+      <w:r>
+        <w:t>Talltitan är synnerligen trogen sitt revir så länge paret lever och biotopen förblir intakt. Paret stannar i sitt revir året om. En förlust av ett revir har därför en stor inverkan på den lokala populationen och trakthyggesbruket anses vara orsak till den svenska populationens kraftiga minskning. Talltiteparets revirtrohet innebär att närhelst under året man observerar en adult talltita så ingår denna plats i reviret (Siffczyk et al., 2003; Ekman, 1979).</w:t>
+      </w:r>
+    </w:p>
+    <w:p>
+      <w:pPr>
+        <w:pStyle w:val="Heading2"/>
+      </w:pPr>
+      <w:r>
+        <w:t>Referenser – talltita</w:t>
+      </w:r>
+    </w:p>
+    <w:p>
+      <w:r>
+        <w:t xml:space="preserve">Eggers, S., Low, M., 2014. </w:t>
+      </w:r>
+      <w:r>
+        <w:rPr>
+          <w:i/>
+        </w:rPr>
+        <w:t xml:space="preserve">Differential demographic responses of sympatric Parids to vegetation management in boreal forest. </w:t>
+      </w:r>
+      <w:r>
+        <w:t>For. Ecol. Manage. 319, 169–175.</w:t>
+      </w:r>
+    </w:p>
+    <w:p>
+      <w:r>
+        <w:t xml:space="preserve">Ekman, J., 1979. </w:t>
+      </w:r>
+      <w:r>
+        <w:rPr>
+          <w:i/>
+        </w:rPr>
+        <w:t xml:space="preserve">Coherence, composition and territories of winter social groups of the Willow Tit Parus montanus and the Crested Tit P. cristatus. </w:t>
+      </w:r>
+      <w:r>
+        <w:t>Ornis Scandinavica, 10, pp 56–68</w:t>
+      </w:r>
+    </w:p>
+    <w:p>
+      <w:r>
+        <w:t xml:space="preserve">Griesser, M., Nystrand, M., Eggers, S., Ekman, J., 2007. </w:t>
+      </w:r>
+      <w:r>
+        <w:rPr>
+          <w:i/>
+        </w:rPr>
+        <w:t xml:space="preserve">Impact of forestry practices on fitness correlates and population productivity in an open-nesting bird species. </w:t>
+      </w:r>
+      <w:r>
+        <w:t>Conserv. Biol. 21, 767–774. https://doi.org/10.1111/j.1523- 1739.2007.00675.x</w:t>
+      </w:r>
+    </w:p>
+    <w:p>
+      <w:r>
+        <w:t xml:space="preserve">Klein, J., 2020. </w:t>
+      </w:r>
+      <w:r>
+        <w:rPr>
+          <w:i/>
+        </w:rPr>
+        <w:t xml:space="preserve">The forgotten forest – On thinning, retention, and biodiversity in the boreal forest. </w:t>
+      </w:r>
+      <w:r>
+        <w:t>Doctoral Thesis No. 2020:50</w:t>
+      </w:r>
+    </w:p>
+    <w:p>
+      <w:r>
+        <w:t xml:space="preserve">Siffczyk, C., Brotons, L., Kangas, K., Orell, M., 2003. </w:t>
+      </w:r>
+      <w:r>
+        <w:rPr>
+          <w:i/>
+        </w:rPr>
+        <w:t xml:space="preserve">Home range size of willow tits. </w:t>
+      </w:r>
+      <w:r>
+        <w:t>Oecologica, 136, 635–642 (2003)</w:t>
+      </w:r>
+    </w:p>
+    <w:p>
+      <w:r>
+        <w:t xml:space="preserve">SLU Artdatabanken, 2021. </w:t>
+      </w:r>
+      <w:r>
+        <w:rPr>
+          <w:i/>
+        </w:rPr>
+        <w:t xml:space="preserve">Artfaktablad. Naturvård – artfakta. </w:t>
+      </w:r>
+      <w:r>
+        <w:t>SLU Artdatabanken, Uppsala</w:t>
       </w:r>
     </w:p>
     <w:p>
@@ -551,7 +899,7 @@
     <w:r>
       <w:tab/>
       <w:tab/>
-      <w:t>2025-11-06</w:t>
+      <w:t>2025-11-07</w:t>
       <w:br/>
       <w:br/>
     </w:r>

--- a/tillsyn/A 50244-2025 tillsynsbegäran.docx
+++ b/tillsyn/A 50244-2025 tillsynsbegäran.docx
@@ -899,7 +899,7 @@
     <w:r>
       <w:tab/>
       <w:tab/>
-      <w:t>2025-11-07</w:t>
+      <w:t>2025-11-08</w:t>
       <w:br/>
       <w:br/>
     </w:r>

--- a/tillsyn/A 50244-2025 tillsynsbegäran.docx
+++ b/tillsyn/A 50244-2025 tillsynsbegäran.docx
@@ -899,7 +899,7 @@
     <w:r>
       <w:tab/>
       <w:tab/>
-      <w:t>2025-11-08</w:t>
+      <w:t>2025-11-09</w:t>
       <w:br/>
       <w:br/>
     </w:r>

--- a/tillsyn/A 50244-2025 tillsynsbegäran.docx
+++ b/tillsyn/A 50244-2025 tillsynsbegäran.docx
@@ -899,7 +899,7 @@
     <w:r>
       <w:tab/>
       <w:tab/>
-      <w:t>2025-11-09</w:t>
+      <w:t>2025-11-10</w:t>
       <w:br/>
       <w:br/>
     </w:r>

--- a/tillsyn/A 50244-2025 tillsynsbegäran.docx
+++ b/tillsyn/A 50244-2025 tillsynsbegäran.docx
@@ -899,7 +899,7 @@
     <w:r>
       <w:tab/>
       <w:tab/>
-      <w:t>2025-11-10</w:t>
+      <w:t>2025-11-11</w:t>
       <w:br/>
       <w:br/>
     </w:r>

--- a/tillsyn/A 50244-2025 tillsynsbegäran.docx
+++ b/tillsyn/A 50244-2025 tillsynsbegäran.docx
@@ -899,7 +899,7 @@
     <w:r>
       <w:tab/>
       <w:tab/>
-      <w:t>2025-11-11</w:t>
+      <w:t>2025-11-12</w:t>
       <w:br/>
       <w:br/>
     </w:r>

--- a/tillsyn/A 50244-2025 tillsynsbegäran.docx
+++ b/tillsyn/A 50244-2025 tillsynsbegäran.docx
@@ -899,7 +899,7 @@
     <w:r>
       <w:tab/>
       <w:tab/>
-      <w:t>2025-11-12</w:t>
+      <w:t>2025-11-13</w:t>
       <w:br/>
       <w:br/>
     </w:r>

--- a/tillsyn/A 50244-2025 tillsynsbegäran.docx
+++ b/tillsyn/A 50244-2025 tillsynsbegäran.docx
@@ -899,7 +899,7 @@
     <w:r>
       <w:tab/>
       <w:tab/>
-      <w:t>2025-11-13</w:t>
+      <w:t>2025-11-14</w:t>
       <w:br/>
       <w:br/>
     </w:r>

--- a/tillsyn/A 50244-2025 tillsynsbegäran.docx
+++ b/tillsyn/A 50244-2025 tillsynsbegäran.docx
@@ -899,7 +899,7 @@
     <w:r>
       <w:tab/>
       <w:tab/>
-      <w:t>2025-11-14</w:t>
+      <w:t>2025-11-15</w:t>
       <w:br/>
       <w:br/>
     </w:r>

--- a/tillsyn/A 50244-2025 tillsynsbegäran.docx
+++ b/tillsyn/A 50244-2025 tillsynsbegäran.docx
@@ -899,7 +899,7 @@
     <w:r>
       <w:tab/>
       <w:tab/>
-      <w:t>2025-11-15</w:t>
+      <w:t>2025-11-20</w:t>
       <w:br/>
       <w:br/>
     </w:r>

--- a/tillsyn/A 50244-2025 tillsynsbegäran.docx
+++ b/tillsyn/A 50244-2025 tillsynsbegäran.docx
@@ -899,7 +899,7 @@
     <w:r>
       <w:tab/>
       <w:tab/>
-      <w:t>2025-11-20</w:t>
+      <w:t>2025-11-21</w:t>
       <w:br/>
       <w:br/>
     </w:r>

--- a/tillsyn/A 50244-2025 tillsynsbegäran.docx
+++ b/tillsyn/A 50244-2025 tillsynsbegäran.docx
@@ -899,7 +899,7 @@
     <w:r>
       <w:tab/>
       <w:tab/>
-      <w:t>2025-11-21</w:t>
+      <w:t>2025-11-22</w:t>
       <w:br/>
       <w:br/>
     </w:r>

--- a/tillsyn/A 50244-2025 tillsynsbegäran.docx
+++ b/tillsyn/A 50244-2025 tillsynsbegäran.docx
@@ -899,7 +899,7 @@
     <w:r>
       <w:tab/>
       <w:tab/>
-      <w:t>2025-11-22</w:t>
+      <w:t>2025-11-23</w:t>
       <w:br/>
       <w:br/>
     </w:r>

--- a/tillsyn/A 50244-2025 tillsynsbegäran.docx
+++ b/tillsyn/A 50244-2025 tillsynsbegäran.docx
@@ -899,7 +899,7 @@
     <w:r>
       <w:tab/>
       <w:tab/>
-      <w:t>2025-11-23</w:t>
+      <w:t>2025-11-24</w:t>
       <w:br/>
       <w:br/>
     </w:r>

--- a/tillsyn/A 50244-2025 tillsynsbegäran.docx
+++ b/tillsyn/A 50244-2025 tillsynsbegäran.docx
@@ -899,7 +899,7 @@
     <w:r>
       <w:tab/>
       <w:tab/>
-      <w:t>2025-11-24</w:t>
+      <w:t>2025-11-25</w:t>
       <w:br/>
       <w:br/>
     </w:r>

--- a/tillsyn/A 50244-2025 tillsynsbegäran.docx
+++ b/tillsyn/A 50244-2025 tillsynsbegäran.docx
@@ -899,7 +899,7 @@
     <w:r>
       <w:tab/>
       <w:tab/>
-      <w:t>2025-11-25</w:t>
+      <w:t>2025-11-26</w:t>
       <w:br/>
       <w:br/>
     </w:r>

--- a/tillsyn/A 50244-2025 tillsynsbegäran.docx
+++ b/tillsyn/A 50244-2025 tillsynsbegäran.docx
@@ -899,7 +899,7 @@
     <w:r>
       <w:tab/>
       <w:tab/>
-      <w:t>2025-11-26</w:t>
+      <w:t>2025-11-27</w:t>
       <w:br/>
       <w:br/>
     </w:r>

--- a/tillsyn/A 50244-2025 tillsynsbegäran.docx
+++ b/tillsyn/A 50244-2025 tillsynsbegäran.docx
@@ -899,7 +899,7 @@
     <w:r>
       <w:tab/>
       <w:tab/>
-      <w:t>2025-11-27</w:t>
+      <w:t>2025-11-28</w:t>
       <w:br/>
       <w:br/>
     </w:r>

--- a/tillsyn/A 50244-2025 tillsynsbegäran.docx
+++ b/tillsyn/A 50244-2025 tillsynsbegäran.docx
@@ -899,7 +899,7 @@
     <w:r>
       <w:tab/>
       <w:tab/>
-      <w:t>2025-11-28</w:t>
+      <w:t>2025-11-29</w:t>
       <w:br/>
       <w:br/>
     </w:r>

--- a/tillsyn/A 50244-2025 tillsynsbegäran.docx
+++ b/tillsyn/A 50244-2025 tillsynsbegäran.docx
@@ -899,7 +899,7 @@
     <w:r>
       <w:tab/>
       <w:tab/>
-      <w:t>2025-11-29</w:t>
+      <w:t>2025-11-30</w:t>
       <w:br/>
       <w:br/>
     </w:r>

--- a/tillsyn/A 50244-2025 tillsynsbegäran.docx
+++ b/tillsyn/A 50244-2025 tillsynsbegäran.docx
@@ -899,7 +899,7 @@
     <w:r>
       <w:tab/>
       <w:tab/>
-      <w:t>2025-11-30</w:t>
+      <w:t>2025-12-01</w:t>
       <w:br/>
       <w:br/>
     </w:r>

--- a/tillsyn/A 50244-2025 tillsynsbegäran.docx
+++ b/tillsyn/A 50244-2025 tillsynsbegäran.docx
@@ -899,7 +899,7 @@
     <w:r>
       <w:tab/>
       <w:tab/>
-      <w:t>2025-12-01</w:t>
+      <w:t>2025-12-02</w:t>
       <w:br/>
       <w:br/>
     </w:r>

--- a/tillsyn/A 50244-2025 tillsynsbegäran.docx
+++ b/tillsyn/A 50244-2025 tillsynsbegäran.docx
@@ -899,7 +899,7 @@
     <w:r>
       <w:tab/>
       <w:tab/>
-      <w:t>2025-12-02</w:t>
+      <w:t>2025-12-03</w:t>
       <w:br/>
       <w:br/>
     </w:r>

--- a/tillsyn/A 50244-2025 tillsynsbegäran.docx
+++ b/tillsyn/A 50244-2025 tillsynsbegäran.docx
@@ -899,7 +899,7 @@
     <w:r>
       <w:tab/>
       <w:tab/>
-      <w:t>2025-12-03</w:t>
+      <w:t>2025-12-04</w:t>
       <w:br/>
       <w:br/>
     </w:r>

--- a/tillsyn/A 50244-2025 tillsynsbegäran.docx
+++ b/tillsyn/A 50244-2025 tillsynsbegäran.docx
@@ -899,7 +899,7 @@
     <w:r>
       <w:tab/>
       <w:tab/>
-      <w:t>2025-12-04</w:t>
+      <w:t>2025-12-05</w:t>
       <w:br/>
       <w:br/>
     </w:r>

--- a/tillsyn/A 50244-2025 tillsynsbegäran.docx
+++ b/tillsyn/A 50244-2025 tillsynsbegäran.docx
@@ -899,7 +899,7 @@
     <w:r>
       <w:tab/>
       <w:tab/>
-      <w:t>2025-12-05</w:t>
+      <w:t>2025-12-06</w:t>
       <w:br/>
       <w:br/>
     </w:r>

--- a/tillsyn/A 50244-2025 tillsynsbegäran.docx
+++ b/tillsyn/A 50244-2025 tillsynsbegäran.docx
@@ -899,7 +899,7 @@
     <w:r>
       <w:tab/>
       <w:tab/>
-      <w:t>2025-12-06</w:t>
+      <w:t>2025-12-07</w:t>
       <w:br/>
       <w:br/>
     </w:r>

--- a/tillsyn/A 50244-2025 tillsynsbegäran.docx
+++ b/tillsyn/A 50244-2025 tillsynsbegäran.docx
@@ -899,7 +899,7 @@
     <w:r>
       <w:tab/>
       <w:tab/>
-      <w:t>2025-12-07</w:t>
+      <w:t>2025-12-08</w:t>
       <w:br/>
       <w:br/>
     </w:r>

--- a/tillsyn/A 50244-2025 tillsynsbegäran.docx
+++ b/tillsyn/A 50244-2025 tillsynsbegäran.docx
@@ -899,7 +899,7 @@
     <w:r>
       <w:tab/>
       <w:tab/>
-      <w:t>2025-12-08</w:t>
+      <w:t>2025-12-09</w:t>
       <w:br/>
       <w:br/>
     </w:r>

--- a/tillsyn/A 50244-2025 tillsynsbegäran.docx
+++ b/tillsyn/A 50244-2025 tillsynsbegäran.docx
@@ -899,7 +899,7 @@
     <w:r>
       <w:tab/>
       <w:tab/>
-      <w:t>2025-12-09</w:t>
+      <w:t>2025-12-10</w:t>
       <w:br/>
       <w:br/>
     </w:r>

--- a/tillsyn/A 50244-2025 tillsynsbegäran.docx
+++ b/tillsyn/A 50244-2025 tillsynsbegäran.docx
@@ -899,7 +899,7 @@
     <w:r>
       <w:tab/>
       <w:tab/>
-      <w:t>2025-12-10</w:t>
+      <w:t>2025-12-11</w:t>
       <w:br/>
       <w:br/>
     </w:r>

--- a/tillsyn/A 50244-2025 tillsynsbegäran.docx
+++ b/tillsyn/A 50244-2025 tillsynsbegäran.docx
@@ -899,7 +899,7 @@
     <w:r>
       <w:tab/>
       <w:tab/>
-      <w:t>2025-12-11</w:t>
+      <w:t>2025-12-12</w:t>
       <w:br/>
       <w:br/>
     </w:r>

--- a/tillsyn/A 50244-2025 tillsynsbegäran.docx
+++ b/tillsyn/A 50244-2025 tillsynsbegäran.docx
@@ -899,7 +899,7 @@
     <w:r>
       <w:tab/>
       <w:tab/>
-      <w:t>2025-12-12</w:t>
+      <w:t>2025-12-13</w:t>
       <w:br/>
       <w:br/>
     </w:r>

--- a/tillsyn/A 50244-2025 tillsynsbegäran.docx
+++ b/tillsyn/A 50244-2025 tillsynsbegäran.docx
@@ -899,7 +899,7 @@
     <w:r>
       <w:tab/>
       <w:tab/>
-      <w:t>2025-12-19</w:t>
+      <w:t>2025-12-20</w:t>
       <w:br/>
       <w:br/>
     </w:r>

--- a/tillsyn/A 50244-2025 tillsynsbegäran.docx
+++ b/tillsyn/A 50244-2025 tillsynsbegäran.docx
@@ -899,7 +899,7 @@
     <w:r>
       <w:tab/>
       <w:tab/>
-      <w:t>2025-12-20</w:t>
+      <w:t>2025-12-21</w:t>
       <w:br/>
       <w:br/>
     </w:r>

--- a/tillsyn/A 50244-2025 tillsynsbegäran.docx
+++ b/tillsyn/A 50244-2025 tillsynsbegäran.docx
@@ -899,7 +899,7 @@
     <w:r>
       <w:tab/>
       <w:tab/>
-      <w:t>2025-12-21</w:t>
+      <w:t>2025-12-22</w:t>
       <w:br/>
       <w:br/>
     </w:r>

--- a/tillsyn/A 50244-2025 tillsynsbegäran.docx
+++ b/tillsyn/A 50244-2025 tillsynsbegäran.docx
@@ -899,7 +899,7 @@
     <w:r>
       <w:tab/>
       <w:tab/>
-      <w:t>2025-12-22</w:t>
+      <w:t>2025-12-26</w:t>
       <w:br/>
       <w:br/>
     </w:r>

--- a/tillsyn/A 50244-2025 tillsynsbegäran.docx
+++ b/tillsyn/A 50244-2025 tillsynsbegäran.docx
@@ -899,7 +899,7 @@
     <w:r>
       <w:tab/>
       <w:tab/>
-      <w:t>2025-12-26</w:t>
+      <w:t>2025-12-28</w:t>
       <w:br/>
       <w:br/>
     </w:r>

--- a/tillsyn/A 50244-2025 tillsynsbegäran.docx
+++ b/tillsyn/A 50244-2025 tillsynsbegäran.docx
@@ -899,7 +899,7 @@
     <w:r>
       <w:tab/>
       <w:tab/>
-      <w:t>2025-12-28</w:t>
+      <w:t>2025-12-29</w:t>
       <w:br/>
       <w:br/>
     </w:r>

--- a/tillsyn/A 50244-2025 tillsynsbegäran.docx
+++ b/tillsyn/A 50244-2025 tillsynsbegäran.docx
@@ -899,7 +899,7 @@
     <w:r>
       <w:tab/>
       <w:tab/>
-      <w:t>2025-12-29</w:t>
+      <w:t>2025-12-30</w:t>
       <w:br/>
       <w:br/>
     </w:r>

--- a/tillsyn/A 50244-2025 tillsynsbegäran.docx
+++ b/tillsyn/A 50244-2025 tillsynsbegäran.docx
@@ -899,7 +899,7 @@
     <w:r>
       <w:tab/>
       <w:tab/>
-      <w:t>2025-12-30</w:t>
+      <w:t>2025-12-31</w:t>
       <w:br/>
       <w:br/>
     </w:r>

--- a/tillsyn/A 50244-2025 tillsynsbegäran.docx
+++ b/tillsyn/A 50244-2025 tillsynsbegäran.docx
@@ -899,7 +899,7 @@
     <w:r>
       <w:tab/>
       <w:tab/>
-      <w:t>2025-12-31</w:t>
+      <w:t>2026-01-03</w:t>
       <w:br/>
       <w:br/>
     </w:r>

--- a/tillsyn/A 50244-2025 tillsynsbegäran.docx
+++ b/tillsyn/A 50244-2025 tillsynsbegäran.docx
@@ -899,7 +899,7 @@
     <w:r>
       <w:tab/>
       <w:tab/>
-      <w:t>2026-01-07</w:t>
+      <w:t>2026-01-08</w:t>
       <w:br/>
       <w:br/>
     </w:r>

--- a/tillsyn/A 50244-2025 tillsynsbegäran.docx
+++ b/tillsyn/A 50244-2025 tillsynsbegäran.docx
@@ -899,7 +899,7 @@
     <w:r>
       <w:tab/>
       <w:tab/>
-      <w:t>2026-01-08</w:t>
+      <w:t>2026-01-09</w:t>
       <w:br/>
       <w:br/>
     </w:r>

--- a/tillsyn/A 50244-2025 tillsynsbegäran.docx
+++ b/tillsyn/A 50244-2025 tillsynsbegäran.docx
@@ -899,7 +899,7 @@
     <w:r>
       <w:tab/>
       <w:tab/>
-      <w:t>2026-01-09</w:t>
+      <w:t>2026-01-10</w:t>
       <w:br/>
       <w:br/>
     </w:r>

--- a/tillsyn/A 50244-2025 tillsynsbegäran.docx
+++ b/tillsyn/A 50244-2025 tillsynsbegäran.docx
@@ -899,7 +899,7 @@
     <w:r>
       <w:tab/>
       <w:tab/>
-      <w:t>2026-01-10</w:t>
+      <w:t>2026-01-11</w:t>
       <w:br/>
       <w:br/>
     </w:r>

--- a/tillsyn/A 50244-2025 tillsynsbegäran.docx
+++ b/tillsyn/A 50244-2025 tillsynsbegäran.docx
@@ -899,7 +899,7 @@
     <w:r>
       <w:tab/>
       <w:tab/>
-      <w:t>2026-01-11</w:t>
+      <w:t>2026-01-12</w:t>
       <w:br/>
       <w:br/>
     </w:r>

--- a/tillsyn/A 50244-2025 tillsynsbegäran.docx
+++ b/tillsyn/A 50244-2025 tillsynsbegäran.docx
@@ -899,7 +899,7 @@
     <w:r>
       <w:tab/>
       <w:tab/>
-      <w:t>2026-01-12</w:t>
+      <w:t>2026-01-13</w:t>
       <w:br/>
       <w:br/>
     </w:r>

--- a/tillsyn/A 50244-2025 tillsynsbegäran.docx
+++ b/tillsyn/A 50244-2025 tillsynsbegäran.docx
@@ -899,7 +899,7 @@
     <w:r>
       <w:tab/>
       <w:tab/>
-      <w:t>2026-01-13</w:t>
+      <w:t>2026-01-14</w:t>
       <w:br/>
       <w:br/>
     </w:r>

--- a/tillsyn/A 50244-2025 tillsynsbegäran.docx
+++ b/tillsyn/A 50244-2025 tillsynsbegäran.docx
@@ -899,7 +899,7 @@
     <w:r>
       <w:tab/>
       <w:tab/>
-      <w:t>2026-01-14</w:t>
+      <w:t>2026-01-15</w:t>
       <w:br/>
       <w:br/>
     </w:r>

--- a/tillsyn/A 50244-2025 tillsynsbegäran.docx
+++ b/tillsyn/A 50244-2025 tillsynsbegäran.docx
@@ -899,7 +899,7 @@
     <w:r>
       <w:tab/>
       <w:tab/>
-      <w:t>2026-01-15</w:t>
+      <w:t>2026-01-16</w:t>
       <w:br/>
       <w:br/>
     </w:r>

--- a/tillsyn/A 50244-2025 tillsynsbegäran.docx
+++ b/tillsyn/A 50244-2025 tillsynsbegäran.docx
@@ -899,7 +899,7 @@
     <w:r>
       <w:tab/>
       <w:tab/>
-      <w:t>2026-01-16</w:t>
+      <w:t>2026-01-17</w:t>
       <w:br/>
       <w:br/>
     </w:r>

--- a/tillsyn/A 50244-2025 tillsynsbegäran.docx
+++ b/tillsyn/A 50244-2025 tillsynsbegäran.docx
@@ -899,7 +899,7 @@
     <w:r>
       <w:tab/>
       <w:tab/>
-      <w:t>2026-01-17</w:t>
+      <w:t>2026-01-18</w:t>
       <w:br/>
       <w:br/>
     </w:r>

--- a/tillsyn/A 50244-2025 tillsynsbegäran.docx
+++ b/tillsyn/A 50244-2025 tillsynsbegäran.docx
@@ -899,7 +899,7 @@
     <w:r>
       <w:tab/>
       <w:tab/>
-      <w:t>2026-01-18</w:t>
+      <w:t>2026-01-19</w:t>
       <w:br/>
       <w:br/>
     </w:r>

--- a/tillsyn/A 50244-2025 tillsynsbegäran.docx
+++ b/tillsyn/A 50244-2025 tillsynsbegäran.docx
@@ -899,7 +899,7 @@
     <w:r>
       <w:tab/>
       <w:tab/>
-      <w:t>2026-01-19</w:t>
+      <w:t>2026-01-20</w:t>
       <w:br/>
       <w:br/>
     </w:r>

--- a/tillsyn/A 50244-2025 tillsynsbegäran.docx
+++ b/tillsyn/A 50244-2025 tillsynsbegäran.docx
@@ -899,7 +899,7 @@
     <w:r>
       <w:tab/>
       <w:tab/>
-      <w:t>2026-01-20</w:t>
+      <w:t>2026-01-21</w:t>
       <w:br/>
       <w:br/>
     </w:r>

--- a/tillsyn/A 50244-2025 tillsynsbegäran.docx
+++ b/tillsyn/A 50244-2025 tillsynsbegäran.docx
@@ -899,7 +899,7 @@
     <w:r>
       <w:tab/>
       <w:tab/>
-      <w:t>2026-01-21</w:t>
+      <w:t>2026-01-23</w:t>
       <w:br/>
       <w:br/>
     </w:r>

--- a/tillsyn/A 50244-2025 tillsynsbegäran.docx
+++ b/tillsyn/A 50244-2025 tillsynsbegäran.docx
@@ -899,7 +899,7 @@
     <w:r>
       <w:tab/>
       <w:tab/>
-      <w:t>2026-01-23</w:t>
+      <w:t>2026-01-24</w:t>
       <w:br/>
       <w:br/>
     </w:r>

--- a/tillsyn/A 50244-2025 tillsynsbegäran.docx
+++ b/tillsyn/A 50244-2025 tillsynsbegäran.docx
@@ -899,7 +899,7 @@
     <w:r>
       <w:tab/>
       <w:tab/>
-      <w:t>2026-01-24</w:t>
+      <w:t>2026-01-25</w:t>
       <w:br/>
       <w:br/>
     </w:r>

--- a/tillsyn/A 50244-2025 tillsynsbegäran.docx
+++ b/tillsyn/A 50244-2025 tillsynsbegäran.docx
@@ -899,7 +899,7 @@
     <w:r>
       <w:tab/>
       <w:tab/>
-      <w:t>2026-01-25</w:t>
+      <w:t>2026-01-26</w:t>
       <w:br/>
       <w:br/>
     </w:r>

--- a/tillsyn/A 50244-2025 tillsynsbegäran.docx
+++ b/tillsyn/A 50244-2025 tillsynsbegäran.docx
@@ -899,7 +899,7 @@
     <w:r>
       <w:tab/>
       <w:tab/>
-      <w:t>2026-01-26</w:t>
+      <w:t>2026-01-27</w:t>
       <w:br/>
       <w:br/>
     </w:r>

--- a/tillsyn/A 50244-2025 tillsynsbegäran.docx
+++ b/tillsyn/A 50244-2025 tillsynsbegäran.docx
@@ -899,7 +899,7 @@
     <w:r>
       <w:tab/>
       <w:tab/>
-      <w:t>2026-01-27</w:t>
+      <w:t>2026-01-28</w:t>
       <w:br/>
       <w:br/>
     </w:r>

--- a/tillsyn/A 50244-2025 tillsynsbegäran.docx
+++ b/tillsyn/A 50244-2025 tillsynsbegäran.docx
@@ -1200,7 +1200,7 @@
     <w:r>
       <w:tab/>
       <w:tab/>
-      <w:t>2026-03-01</w:t>
+      <w:t>2026-03-02</w:t>
       <w:br/>
       <w:br/>
     </w:r>

--- a/tillsyn/A 50244-2025 tillsynsbegäran.docx
+++ b/tillsyn/A 50244-2025 tillsynsbegäran.docx
@@ -35,7 +35,7 @@
     </w:p>
     <w:p>
       <w:r>
-        <w:t>I avverkningsanmälan har följande 25 naturvårdsarter hittats: ringlav (VU), dvärgbägarlav (NT), gammelgransskål (NT), garnlav (NT), kolflarnlav (NT), kortskaftad ärgspik (NT), Leptoporus mollis (NT), motaggsvamp (NT), mörk kolflarnlav (NT), spillkråka (NT, §4), stjärntagging (NT), tallticka (NT), talltita (NT, §4), ullticka (NT), vedflamlav (NT), vedskivlav (NT), violettgrå tagellav (NT), vitgrynig nållav (NT), bronshjon (S), dropptaggsvamp (S), mindre märgborre (S), vedticka (S), vågbandad barkbock (S), tjäder (§4) och revlummer (§9). Av dessa är 18 rödlistade. För rödlistade arter har rödlistekategorin angivits inom parentes. Arter som är signalarter enligt Skogsstyrelsen har markerats med (S). För fridlysta arter anges även paragrafen i Artskyddsförordningen som arten är fridlyst enligt.</w:t>
+        <w:t>I avverkningsanmälan har följande 25 naturvårdsarter hittats: ringlav (VU), dvärgbägarlav (NT), gammelgransskål (NT), garnlav (NT), kolflarnlav (NT), kortskaftad ärgspik (NT), kötticka (NT), motaggsvamp (NT), mörk kolflarnlav (NT), spillkråka (NT, §4), stjärntagging (NT), tallticka (NT), talltita (NT, §4), ullticka (NT), vedflamlav (NT), vedskivlav (NT), violettgrå tagellav (NT), vitgrynig nållav (NT), bronshjon (S), dropptaggsvamp (S), mindre märgborre (S), vedticka (S), vågbandad barkbock (S), tjäder (§4) och revlummer (§9). Av dessa är 18 rödlistade. För rödlistade arter har rödlistekategorin angivits inom parentes. Arter som är signalarter enligt Skogsstyrelsen har markerats med (S). För fridlysta arter anges även paragrafen i Artskyddsförordningen som arten är fridlyst enligt.</w:t>
       </w:r>
     </w:p>
     <w:p>
@@ -193,7 +193,7 @@
         <w:rPr>
           <w:i/>
         </w:rPr>
-        <w:t xml:space="preserve"> 9070 Trädklädd betesmark </w:t>
+        <w:t xml:space="preserve"> 9070 Trädklädd betesmark</w:t>
       </w:r>
       <w:r>
         <w:t xml:space="preserve"> (SLU Artdatabanken, 2024).</w:t>
@@ -234,15 +234,8 @@
       <w:r>
         <w:rPr>
           <w:b/>
-          <w:i/>
         </w:rPr>
-        <w:t xml:space="preserve">Leptoporus mollis </w:t>
-      </w:r>
-      <w:r>
-        <w:rPr>
-          <w:b/>
-        </w:rPr>
-        <w:t>(NT)</w:t>
+        <w:t>Kötticka (NT)</w:t>
       </w:r>
       <w:r>
         <w:t xml:space="preserve"> är granens kötticka och har klassificerats som ”gammelskogsindikator”, då den förekommer med ett tydligt optimum i äldre barrskogar, främst fuktiga granskogar. Den har högst signalvärde söder om den naturliga norrlandsgränsen </w:t>
@@ -1200,7 +1193,7 @@
     <w:r>
       <w:tab/>
       <w:tab/>
-      <w:t>2026-03-02</w:t>
+      <w:t>2026-03-03</w:t>
       <w:br/>
       <w:br/>
     </w:r>

--- a/tillsyn/A 50244-2025 tillsynsbegäran.docx
+++ b/tillsyn/A 50244-2025 tillsynsbegäran.docx
@@ -1193,7 +1193,7 @@
     <w:r>
       <w:tab/>
       <w:tab/>
-      <w:t>2026-03-03</w:t>
+      <w:t>2026-03-04</w:t>
       <w:br/>
       <w:br/>
     </w:r>

--- a/tillsyn/A 50244-2025 tillsynsbegäran.docx
+++ b/tillsyn/A 50244-2025 tillsynsbegäran.docx
@@ -1193,7 +1193,7 @@
     <w:r>
       <w:tab/>
       <w:tab/>
-      <w:t>2026-03-04</w:t>
+      <w:t>2026-03-05</w:t>
       <w:br/>
       <w:br/>
     </w:r>

--- a/tillsyn/A 50244-2025 tillsynsbegäran.docx
+++ b/tillsyn/A 50244-2025 tillsynsbegäran.docx
@@ -1193,7 +1193,7 @@
     <w:r>
       <w:tab/>
       <w:tab/>
-      <w:t>2026-03-05</w:t>
+      <w:t>2026-03-06</w:t>
       <w:br/>
       <w:br/>
     </w:r>

--- a/tillsyn/A 50244-2025 tillsynsbegäran.docx
+++ b/tillsyn/A 50244-2025 tillsynsbegäran.docx
@@ -1193,7 +1193,7 @@
     <w:r>
       <w:tab/>
       <w:tab/>
-      <w:t>2026-03-06</w:t>
+      <w:t>2026-03-07</w:t>
       <w:br/>
       <w:br/>
     </w:r>

--- a/tillsyn/A 50244-2025 tillsynsbegäran.docx
+++ b/tillsyn/A 50244-2025 tillsynsbegäran.docx
@@ -1193,7 +1193,7 @@
     <w:r>
       <w:tab/>
       <w:tab/>
-      <w:t>2026-03-07</w:t>
+      <w:t>2026-03-08</w:t>
       <w:br/>
       <w:br/>
     </w:r>

--- a/tillsyn/A 50244-2025 tillsynsbegäran.docx
+++ b/tillsyn/A 50244-2025 tillsynsbegäran.docx
@@ -1193,7 +1193,7 @@
     <w:r>
       <w:tab/>
       <w:tab/>
-      <w:t>2026-03-08</w:t>
+      <w:t>2026-03-09</w:t>
       <w:br/>
       <w:br/>
     </w:r>

--- a/tillsyn/A 50244-2025 tillsynsbegäran.docx
+++ b/tillsyn/A 50244-2025 tillsynsbegäran.docx
@@ -1193,7 +1193,7 @@
     <w:r>
       <w:tab/>
       <w:tab/>
-      <w:t>2026-03-09</w:t>
+      <w:t>2026-03-10</w:t>
       <w:br/>
       <w:br/>
     </w:r>

--- a/tillsyn/A 50244-2025 tillsynsbegäran.docx
+++ b/tillsyn/A 50244-2025 tillsynsbegäran.docx
@@ -543,7 +543,7 @@
         <w:t>Spillkråka (NT, §4)</w:t>
       </w:r>
       <w:r>
-        <w:t xml:space="preserve"> är rödlistad som nära hotad och ingår i bilaga 1 i EU:s fågeldirektiv. Den minskar i population på grund av minskad tillgång på lämpliga bo- och födoträd och minskad födotillgång. Spillkråkans minskningstakt har uppgått till 19 (24–10) % under de senaste 15 åren. Minskningstakten för den svenska populationen bedöms vara nära gränsvärdet för Sårbar (VU) (A2bc). Skogsbruk med korta omloppstider och täta, homogena ungskogar utgör det största hotet. Spillkråka är typisk art för </w:t>
+        <w:t xml:space="preserve"> är rödlistad som nära hotad och ingår i bilaga 1 i EU:s fågeldirektiv. Den minskar i population på grund av minskad tillgång på lämpliga bo- och födoträd och minskad födotillgång. Spillkråkans minskningstakt har uppgått till 19 (24–10) % under de senaste 15 åren och bedöms vara nära gränsvärdet för Sårbar (VU) (A2bc). Spillkråka är en nyckelart i skogliga miljöer vars övergivna bohål utnyttjas av flera andra hålhäckande fågelarter och fladdermöss. Den behöver grova träd, främst tall, asp och bok som boträd. Skogsbruk med korta omloppstider och täta, homogena ungskogar utgör det största hotet. Spillkråka är typisk art för </w:t>
       </w:r>
       <w:r>
         <w:rPr>
@@ -561,7 +561,7 @@
         <w:t xml:space="preserve"> 9740 Skogsbevuxen myr </w:t>
       </w:r>
       <w:r>
-        <w:t>(SLU Artdatabanken, 2023).</w:t>
+        <w:t>(SLU Artdatabanken, 2025; Skogsstyrelsen 2016).</w:t>
       </w:r>
     </w:p>
     <w:p>
@@ -572,7 +572,7 @@
         <w:t>Talltita (NT, §4)</w:t>
       </w:r>
       <w:r>
-        <w:t>, rödlistad som nära hotad och prioriterad art i Skogsvårdslagen har häckningsrevir i anmälan. Arten har minskat kraftigt de senaste 30 åren och minskningstakten innevarande 10-årsperiod beräknas till 20 (10–30) %. Talltitan är synnerligen trogen sitt cirka 15 hektar stora revir och är beroende av flerskiktade olikåldriga skogar för att kunna föda upp sina ungar. Talltitan försvinner om dess livsmiljö kalavverkas (Eggers &amp; Low (2014); Ekman (1979); Griesser et al (2007); Klein (2020); Siffczyk et al (2003); SLU Artdatabanken (2021).</w:t>
+        <w:t>, rödlistad som nära hotad och prioriterad art i Skogsvårdslagen, har häckningsrevir i anmälan. Arten har minskat kraftigt de senaste 30 åren och minskningstakten innevarande 10-årsperiod beräknas till 20 (10–30) %. Talltitan är synnerligen trogen sitt cirka 15 hektar stora revir och är beroende av flerskiktade olikåldriga skogar för att kunna föda upp sina ungar. Talltitan försvinner om dess livsmiljö kalavverkas (Eggers &amp; Low, 2014; Ekman, 1979; Griesser et al, 2007; Klein, 2020; Siffczyk et al, 2003; SLU Artdatabanken, 2021).</w:t>
       </w:r>
     </w:p>
     <w:p>
@@ -846,7 +846,7 @@
         <w:t xml:space="preserve"> 9740 Skogsbevuxen myr</w:t>
       </w:r>
       <w:r>
-        <w:t xml:space="preserve"> och ingår i bilaga 1 i EU:s fågeldirektiv. Spillkråka lever i både barr- och blandskog liksom i ren lövskog. De tätaste populationerna tenderar att finnas i äldre, variationsrik blandskog med gott om död ved och gamla träd.</w:t>
+        <w:t xml:space="preserve"> och ingår i bilaga 1 i EU:s fågeldirektiv. Spillkråka lever i både barr- och blandskog liksom i ren lövskog. De tätaste populationerna tenderar att finnas i äldre, variationsrik blandskog med gott om död ved och gamla träd. Spillkråka är en nyckelart i skogliga miljöer vars övergivna bohål utnyttjas av flera andra hålhäckande fågelarter och fladdermöss (SLU Artdatabanken, 2023; Skogsstyrelsen 2016).</w:t>
       </w:r>
     </w:p>
     <w:p>
@@ -864,7 +864,21 @@
     </w:p>
     <w:p>
       <w:r>
-        <w:t xml:space="preserve">SLU Artdatabanken, 2021. </w:t>
+        <w:t xml:space="preserve">Skogsstyrelsen, 2016. </w:t>
+      </w:r>
+      <w:r>
+        <w:rPr>
+          <w:i/>
+        </w:rPr>
+        <w:t xml:space="preserve">Vägledning för hänsyn till spillkråka. </w:t>
+      </w:r>
+      <w:r>
+        <w:t>Vägledningar och kunskapsstöd artskydd – Skogsstyrelsen.</w:t>
+      </w:r>
+    </w:p>
+    <w:p>
+      <w:r>
+        <w:t xml:space="preserve">SLU Artdatabanken, 2023. </w:t>
       </w:r>
       <w:r>
         <w:rPr>
@@ -1193,7 +1207,7 @@
     <w:r>
       <w:tab/>
       <w:tab/>
-      <w:t>2026-03-10</w:t>
+      <w:t>2026-03-11</w:t>
       <w:br/>
       <w:br/>
     </w:r>

--- a/tillsyn/A 50244-2025 tillsynsbegäran.docx
+++ b/tillsyn/A 50244-2025 tillsynsbegäran.docx
@@ -1207,7 +1207,7 @@
     <w:r>
       <w:tab/>
       <w:tab/>
-      <w:t>2026-03-11</w:t>
+      <w:t>2026-03-12</w:t>
       <w:br/>
       <w:br/>
     </w:r>

--- a/tillsyn/A 50244-2025 tillsynsbegäran.docx
+++ b/tillsyn/A 50244-2025 tillsynsbegäran.docx
@@ -1207,7 +1207,7 @@
     <w:r>
       <w:tab/>
       <w:tab/>
-      <w:t>2026-03-12</w:t>
+      <w:t>2026-03-13</w:t>
       <w:br/>
       <w:br/>
     </w:r>

--- a/tillsyn/A 50244-2025 tillsynsbegäran.docx
+++ b/tillsyn/A 50244-2025 tillsynsbegäran.docx
@@ -509,6 +509,17 @@
       </w:r>
     </w:p>
     <w:p>
+      <w:r>
+        <w:rPr>
+          <w:b/>
+        </w:rPr>
+        <w:t xml:space="preserve">Vågbandad barkbock </w:t>
+      </w:r>
+      <w:r>
+        <w:t>är en långhorning vars larvutveckling sker under bark på nyligen döda stående barrträd, främst gran, mer undantagsvis på tall. Främst i stående träd, särskilt gamla, långsamvuxna granar med grov bark, även i grövre grenar, stubbar eller vindfällen. Arten är starkt knuten till naturskogsliknande granskogar, och gynnas av extrema torrsomrar som försvagar träden. Arten påverkas negativt av brist på kontinuitetsskog och en minskning av populationen pågår eller förväntas ske (SLU Artdatabanken, 2025).</w:t>
+      </w:r>
+    </w:p>
+    <w:p>
       <w:pPr>
         <w:pStyle w:val="Heading1"/>
       </w:pPr>
@@ -1207,7 +1218,7 @@
     <w:r>
       <w:tab/>
       <w:tab/>
-      <w:t>2026-03-13</w:t>
+      <w:t>2026-03-16</w:t>
       <w:br/>
       <w:br/>
     </w:r>

--- a/tillsyn/A 50244-2025 tillsynsbegäran.docx
+++ b/tillsyn/A 50244-2025 tillsynsbegäran.docx
@@ -1218,7 +1218,7 @@
     <w:r>
       <w:tab/>
       <w:tab/>
-      <w:t>2026-03-16</w:t>
+      <w:t>2026-03-17</w:t>
       <w:br/>
       <w:br/>
     </w:r>

--- a/tillsyn/A 50244-2025 tillsynsbegäran.docx
+++ b/tillsyn/A 50244-2025 tillsynsbegäran.docx
@@ -1218,7 +1218,7 @@
     <w:r>
       <w:tab/>
       <w:tab/>
-      <w:t>2026-03-17</w:t>
+      <w:t>2026-03-18</w:t>
       <w:br/>
       <w:br/>
     </w:r>

--- a/tillsyn/A 50244-2025 tillsynsbegäran.docx
+++ b/tillsyn/A 50244-2025 tillsynsbegäran.docx
@@ -1218,7 +1218,7 @@
     <w:r>
       <w:tab/>
       <w:tab/>
-      <w:t>2026-03-18</w:t>
+      <w:t>2026-03-19</w:t>
       <w:br/>
       <w:br/>
     </w:r>

--- a/tillsyn/A 50244-2025 tillsynsbegäran.docx
+++ b/tillsyn/A 50244-2025 tillsynsbegäran.docx
@@ -1218,7 +1218,7 @@
     <w:r>
       <w:tab/>
       <w:tab/>
-      <w:t>2026-03-19</w:t>
+      <w:t>2026-03-20</w:t>
       <w:br/>
       <w:br/>
     </w:r>

--- a/tillsyn/A 50244-2025 tillsynsbegäran.docx
+++ b/tillsyn/A 50244-2025 tillsynsbegäran.docx
@@ -1218,7 +1218,7 @@
     <w:r>
       <w:tab/>
       <w:tab/>
-      <w:t>2026-03-20</w:t>
+      <w:t>2026-03-21</w:t>
       <w:br/>
       <w:br/>
     </w:r>

--- a/tillsyn/A 50244-2025 tillsynsbegäran.docx
+++ b/tillsyn/A 50244-2025 tillsynsbegäran.docx
@@ -1218,7 +1218,7 @@
     <w:r>
       <w:tab/>
       <w:tab/>
-      <w:t>2026-03-21</w:t>
+      <w:t>2026-03-22</w:t>
       <w:br/>
       <w:br/>
     </w:r>

--- a/tillsyn/A 50244-2025 tillsynsbegäran.docx
+++ b/tillsyn/A 50244-2025 tillsynsbegäran.docx
@@ -1218,7 +1218,7 @@
     <w:r>
       <w:tab/>
       <w:tab/>
-      <w:t>2026-03-22</w:t>
+      <w:t>2026-03-23</w:t>
       <w:br/>
       <w:br/>
     </w:r>

--- a/tillsyn/A 50244-2025 tillsynsbegäran.docx
+++ b/tillsyn/A 50244-2025 tillsynsbegäran.docx
@@ -1218,7 +1218,7 @@
     <w:r>
       <w:tab/>
       <w:tab/>
-      <w:t>2026-03-23</w:t>
+      <w:t>2026-03-24</w:t>
       <w:br/>
       <w:br/>
     </w:r>

--- a/tillsyn/A 50244-2025 tillsynsbegäran.docx
+++ b/tillsyn/A 50244-2025 tillsynsbegäran.docx
@@ -1218,7 +1218,7 @@
     <w:r>
       <w:tab/>
       <w:tab/>
-      <w:t>2026-03-24</w:t>
+      <w:t>2026-03-25</w:t>
       <w:br/>
       <w:br/>
     </w:r>

--- a/tillsyn/A 50244-2025 tillsynsbegäran.docx
+++ b/tillsyn/A 50244-2025 tillsynsbegäran.docx
@@ -1218,7 +1218,7 @@
     <w:r>
       <w:tab/>
       <w:tab/>
-      <w:t>2026-03-25</w:t>
+      <w:t>2026-03-26</w:t>
       <w:br/>
       <w:br/>
     </w:r>

--- a/tillsyn/A 50244-2025 tillsynsbegäran.docx
+++ b/tillsyn/A 50244-2025 tillsynsbegäran.docx
@@ -1218,7 +1218,7 @@
     <w:r>
       <w:tab/>
       <w:tab/>
-      <w:t>2026-03-26</w:t>
+      <w:t>2026-03-27</w:t>
       <w:br/>
       <w:br/>
     </w:r>

--- a/tillsyn/A 50244-2025 tillsynsbegäran.docx
+++ b/tillsyn/A 50244-2025 tillsynsbegäran.docx
@@ -1218,7 +1218,7 @@
     <w:r>
       <w:tab/>
       <w:tab/>
-      <w:t>2026-03-27</w:t>
+      <w:t>2026-03-28</w:t>
       <w:br/>
       <w:br/>
     </w:r>

--- a/tillsyn/A 50244-2025 tillsynsbegäran.docx
+++ b/tillsyn/A 50244-2025 tillsynsbegäran.docx
@@ -1218,7 +1218,7 @@
     <w:r>
       <w:tab/>
       <w:tab/>
-      <w:t>2026-03-28</w:t>
+      <w:t>2026-03-29</w:t>
       <w:br/>
       <w:br/>
     </w:r>

--- a/tillsyn/A 50244-2025 tillsynsbegäran.docx
+++ b/tillsyn/A 50244-2025 tillsynsbegäran.docx
@@ -1218,7 +1218,7 @@
     <w:r>
       <w:tab/>
       <w:tab/>
-      <w:t>2026-03-29</w:t>
+      <w:t>2026-03-30</w:t>
       <w:br/>
       <w:br/>
     </w:r>

--- a/tillsyn/A 50244-2025 tillsynsbegäran.docx
+++ b/tillsyn/A 50244-2025 tillsynsbegäran.docx
@@ -1218,7 +1218,7 @@
     <w:r>
       <w:tab/>
       <w:tab/>
-      <w:t>2026-03-30</w:t>
+      <w:t>2026-03-31</w:t>
       <w:br/>
       <w:br/>
     </w:r>

--- a/tillsyn/A 50244-2025 tillsynsbegäran.docx
+++ b/tillsyn/A 50244-2025 tillsynsbegäran.docx
@@ -1218,7 +1218,7 @@
     <w:r>
       <w:tab/>
       <w:tab/>
-      <w:t>2026-03-31</w:t>
+      <w:t>2026-04-01</w:t>
       <w:br/>
       <w:br/>
     </w:r>

--- a/tillsyn/A 50244-2025 tillsynsbegäran.docx
+++ b/tillsyn/A 50244-2025 tillsynsbegäran.docx
@@ -1218,7 +1218,7 @@
     <w:r>
       <w:tab/>
       <w:tab/>
-      <w:t>2026-04-01</w:t>
+      <w:t>2026-04-02</w:t>
       <w:br/>
       <w:br/>
     </w:r>

--- a/tillsyn/A 50244-2025 tillsynsbegäran.docx
+++ b/tillsyn/A 50244-2025 tillsynsbegäran.docx
@@ -1218,7 +1218,7 @@
     <w:r>
       <w:tab/>
       <w:tab/>
-      <w:t>2026-04-02</w:t>
+      <w:t>2026-04-03</w:t>
       <w:br/>
       <w:br/>
     </w:r>

--- a/tillsyn/A 50244-2025 tillsynsbegäran.docx
+++ b/tillsyn/A 50244-2025 tillsynsbegäran.docx
@@ -1218,7 +1218,7 @@
     <w:r>
       <w:tab/>
       <w:tab/>
-      <w:t>2026-04-03</w:t>
+      <w:t>2026-04-04</w:t>
       <w:br/>
       <w:br/>
     </w:r>

--- a/tillsyn/A 50244-2025 tillsynsbegäran.docx
+++ b/tillsyn/A 50244-2025 tillsynsbegäran.docx
@@ -1218,7 +1218,7 @@
     <w:r>
       <w:tab/>
       <w:tab/>
-      <w:t>2026-04-04</w:t>
+      <w:t>2026-04-05</w:t>
       <w:br/>
       <w:br/>
     </w:r>

--- a/tillsyn/A 50244-2025 tillsynsbegäran.docx
+++ b/tillsyn/A 50244-2025 tillsynsbegäran.docx
@@ -1236,7 +1236,7 @@
     <w:r>
       <w:tab/>
       <w:tab/>
-      <w:t>2026-04-14</w:t>
+      <w:t>2026-04-15</w:t>
       <w:br/>
       <w:br/>
     </w:r>

--- a/tillsyn/A 50244-2025 tillsynsbegäran.docx
+++ b/tillsyn/A 50244-2025 tillsynsbegäran.docx
@@ -1236,7 +1236,7 @@
     <w:r>
       <w:tab/>
       <w:tab/>
-      <w:t>2026-04-15</w:t>
+      <w:t>2026-04-16</w:t>
       <w:br/>
       <w:br/>
     </w:r>

--- a/tillsyn/A 50244-2025 tillsynsbegäran.docx
+++ b/tillsyn/A 50244-2025 tillsynsbegäran.docx
@@ -1236,7 +1236,7 @@
     <w:r>
       <w:tab/>
       <w:tab/>
-      <w:t>2026-04-16</w:t>
+      <w:t>2026-04-17</w:t>
       <w:br/>
       <w:br/>
     </w:r>

--- a/tillsyn/A 50244-2025 tillsynsbegäran.docx
+++ b/tillsyn/A 50244-2025 tillsynsbegäran.docx
@@ -1236,7 +1236,7 @@
     <w:r>
       <w:tab/>
       <w:tab/>
-      <w:t>2026-04-17</w:t>
+      <w:t>2026-04-18</w:t>
       <w:br/>
       <w:br/>
     </w:r>

--- a/tillsyn/A 50244-2025 tillsynsbegäran.docx
+++ b/tillsyn/A 50244-2025 tillsynsbegäran.docx
@@ -1236,7 +1236,7 @@
     <w:r>
       <w:tab/>
       <w:tab/>
-      <w:t>2026-04-18</w:t>
+      <w:t>2026-04-19</w:t>
       <w:br/>
       <w:br/>
     </w:r>

--- a/tillsyn/A 50244-2025 tillsynsbegäran.docx
+++ b/tillsyn/A 50244-2025 tillsynsbegäran.docx
@@ -1236,7 +1236,7 @@
     <w:r>
       <w:tab/>
       <w:tab/>
-      <w:t>2026-04-19</w:t>
+      <w:t>2026-04-20</w:t>
       <w:br/>
       <w:br/>
     </w:r>

--- a/tillsyn/A 50244-2025 tillsynsbegäran.docx
+++ b/tillsyn/A 50244-2025 tillsynsbegäran.docx
@@ -1236,7 +1236,7 @@
     <w:r>
       <w:tab/>
       <w:tab/>
-      <w:t>2026-04-20</w:t>
+      <w:t>2026-04-21</w:t>
       <w:br/>
       <w:br/>
     </w:r>

--- a/tillsyn/A 50244-2025 tillsynsbegäran.docx
+++ b/tillsyn/A 50244-2025 tillsynsbegäran.docx
@@ -1236,7 +1236,7 @@
     <w:r>
       <w:tab/>
       <w:tab/>
-      <w:t>2026-04-21</w:t>
+      <w:t>2026-04-22</w:t>
       <w:br/>
       <w:br/>
     </w:r>

--- a/tillsyn/A 50244-2025 tillsynsbegäran.docx
+++ b/tillsyn/A 50244-2025 tillsynsbegäran.docx
@@ -1236,7 +1236,7 @@
     <w:r>
       <w:tab/>
       <w:tab/>
-      <w:t>2026-04-22</w:t>
+      <w:t>2026-04-23</w:t>
       <w:br/>
       <w:br/>
     </w:r>

--- a/tillsyn/A 50244-2025 tillsynsbegäran.docx
+++ b/tillsyn/A 50244-2025 tillsynsbegäran.docx
@@ -1236,7 +1236,7 @@
     <w:r>
       <w:tab/>
       <w:tab/>
-      <w:t>2026-04-23</w:t>
+      <w:t>2026-04-24</w:t>
       <w:br/>
       <w:br/>
     </w:r>

--- a/tillsyn/A 50244-2025 tillsynsbegäran.docx
+++ b/tillsyn/A 50244-2025 tillsynsbegäran.docx
@@ -1236,7 +1236,7 @@
     <w:r>
       <w:tab/>
       <w:tab/>
-      <w:t>2026-04-24</w:t>
+      <w:t>2026-04-25</w:t>
       <w:br/>
       <w:br/>
     </w:r>

--- a/tillsyn/A 50244-2025 tillsynsbegäran.docx
+++ b/tillsyn/A 50244-2025 tillsynsbegäran.docx
@@ -1236,7 +1236,7 @@
     <w:r>
       <w:tab/>
       <w:tab/>
-      <w:t>2026-04-25</w:t>
+      <w:t>2026-04-26</w:t>
       <w:br/>
       <w:br/>
     </w:r>

--- a/tillsyn/A 50244-2025 tillsynsbegäran.docx
+++ b/tillsyn/A 50244-2025 tillsynsbegäran.docx
@@ -1236,7 +1236,7 @@
     <w:r>
       <w:tab/>
       <w:tab/>
-      <w:t>2026-04-26</w:t>
+      <w:t>2026-04-27</w:t>
       <w:br/>
       <w:br/>
     </w:r>

--- a/tillsyn/A 50244-2025 tillsynsbegäran.docx
+++ b/tillsyn/A 50244-2025 tillsynsbegäran.docx
@@ -1236,7 +1236,7 @@
     <w:r>
       <w:tab/>
       <w:tab/>
-      <w:t>2026-04-27</w:t>
+      <w:t>2026-04-28</w:t>
       <w:br/>
       <w:br/>
     </w:r>

--- a/tillsyn/A 50244-2025 tillsynsbegäran.docx
+++ b/tillsyn/A 50244-2025 tillsynsbegäran.docx
@@ -1236,7 +1236,7 @@
     <w:r>
       <w:tab/>
       <w:tab/>
-      <w:t>2026-04-28</w:t>
+      <w:t>2026-04-29</w:t>
       <w:br/>
       <w:br/>
     </w:r>

--- a/tillsyn/A 50244-2025 tillsynsbegäran.docx
+++ b/tillsyn/A 50244-2025 tillsynsbegäran.docx
@@ -1236,7 +1236,7 @@
     <w:r>
       <w:tab/>
       <w:tab/>
-      <w:t>2026-04-29</w:t>
+      <w:t>2026-04-30</w:t>
       <w:br/>
       <w:br/>
     </w:r>

--- a/tillsyn/A 50244-2025 tillsynsbegäran.docx
+++ b/tillsyn/A 50244-2025 tillsynsbegäran.docx
@@ -1236,7 +1236,7 @@
     <w:r>
       <w:tab/>
       <w:tab/>
-      <w:t>2026-04-30</w:t>
+      <w:t>2026-05-01</w:t>
       <w:br/>
       <w:br/>
     </w:r>

--- a/tillsyn/A 50244-2025 tillsynsbegäran.docx
+++ b/tillsyn/A 50244-2025 tillsynsbegäran.docx
@@ -1236,7 +1236,7 @@
     <w:r>
       <w:tab/>
       <w:tab/>
-      <w:t>2026-05-01</w:t>
+      <w:t>2026-05-02</w:t>
       <w:br/>
       <w:br/>
     </w:r>

--- a/tillsyn/A 50244-2025 tillsynsbegäran.docx
+++ b/tillsyn/A 50244-2025 tillsynsbegäran.docx
@@ -1236,7 +1236,7 @@
     <w:r>
       <w:tab/>
       <w:tab/>
-      <w:t>2026-05-02</w:t>
+      <w:t>2026-05-03</w:t>
       <w:br/>
       <w:br/>
     </w:r>
